--- a/Meeting Reports/Meeting Report- Week 07.docx
+++ b/Meeting Reports/Meeting Report- Week 07.docx
@@ -1242,63 +1242,8 @@
       <w:pPr>
         <w:rPr>
           <w:rFonts w:ascii="Arial" w:hAnsi="Arial"/>
-          <w:sz w:val="22"/>
-          <w:lang w:val="en-DE"/>
-        </w:rPr>
-      </w:pPr>
-      <w:r>
-        <w:rPr>
-          <w:rFonts w:ascii="Arial" w:hAnsi="Arial"/>
-          <w:b/>
-          <w:sz w:val="22"/>
-          <w:lang w:val="en-DE"/>
-        </w:rPr>
-        <w:t xml:space="preserve">Kevin </w:t>
-      </w:r>
-      <w:proofErr w:type="spellStart"/>
-      <w:r>
-        <w:rPr>
-          <w:rFonts w:ascii="Arial" w:hAnsi="Arial"/>
-          <w:b/>
-          <w:sz w:val="22"/>
-          <w:lang w:val="en-DE"/>
-        </w:rPr>
-        <w:t>Muho</w:t>
-      </w:r>
-      <w:proofErr w:type="spellEnd"/>
-      <w:r>
-        <w:rPr>
-          <w:rFonts w:ascii="Arial" w:hAnsi="Arial"/>
-          <w:b/>
-          <w:sz w:val="22"/>
-          <w:lang w:val="en-DE"/>
-        </w:rPr>
-        <w:t>-</w:t>
-      </w:r>
-      <w:r>
-        <w:rPr>
-          <w:rFonts w:ascii="Arial" w:hAnsi="Arial"/>
-          <w:sz w:val="22"/>
-          <w:lang w:val="en-DE"/>
-        </w:rPr>
-        <w:t xml:space="preserve"> Making the small improvements on </w:t>
-      </w:r>
-      <w:r>
-        <w:rPr>
-          <w:rFonts w:ascii="Arial" w:hAnsi="Arial"/>
-          <w:sz w:val="22"/>
-          <w:lang w:val="en-DE"/>
-        </w:rPr>
-        <w:t>the class diagram. (adding verbs on relationships so it is clear what the purpose of the relationship is)</w:t>
-      </w:r>
-    </w:p>
-    <w:p>
-      <w:pPr>
-        <w:rPr>
-          <w:rFonts w:ascii="Arial" w:hAnsi="Arial"/>
-          <w:b/>
-          <w:sz w:val="22"/>
-          <w:lang w:val="en-DE"/>
+          <w:b/>
+          <w:sz w:val="22"/>
         </w:rPr>
       </w:pPr>
     </w:p>
@@ -1407,338 +1352,25 @@
           <w:lang w:val="en-DE"/>
         </w:rPr>
       </w:pPr>
-    </w:p>
-    <w:p>
-      <w:pPr>
-        <w:rPr>
-          <w:rFonts w:ascii="Arial" w:hAnsi="Arial"/>
-          <w:sz w:val="22"/>
-          <w:lang w:val="en-DE"/>
-        </w:rPr>
-      </w:pPr>
-      <w:r>
-        <w:rPr>
-          <w:rFonts w:ascii="Arial" w:hAnsi="Arial"/>
-          <w:b/>
-          <w:sz w:val="22"/>
-          <w:lang w:val="en-DE"/>
-        </w:rPr>
-        <w:t xml:space="preserve">Kevin </w:t>
-      </w:r>
-      <w:proofErr w:type="spellStart"/>
-      <w:r>
-        <w:rPr>
-          <w:rFonts w:ascii="Arial" w:hAnsi="Arial"/>
-          <w:b/>
-          <w:sz w:val="22"/>
-          <w:lang w:val="en-DE"/>
-        </w:rPr>
-        <w:t>Muho</w:t>
-      </w:r>
-      <w:proofErr w:type="spellEnd"/>
-      <w:r>
-        <w:rPr>
-          <w:rFonts w:ascii="Arial" w:hAnsi="Arial"/>
-          <w:b/>
-          <w:sz w:val="22"/>
-          <w:lang w:val="en-DE"/>
-        </w:rPr>
-        <w:t>-</w:t>
-      </w:r>
-      <w:r>
-        <w:rPr>
-          <w:rFonts w:ascii="Arial" w:hAnsi="Arial"/>
-          <w:sz w:val="22"/>
-          <w:lang w:val="en-DE"/>
-        </w:rPr>
-        <w:t xml:space="preserve"> BPMN diagram for </w:t>
-      </w:r>
-      <w:r>
-        <w:rPr>
-          <w:rFonts w:ascii="Arial" w:hAnsi="Arial"/>
-          <w:sz w:val="22"/>
-          <w:lang w:val="en-DE"/>
-        </w:rPr>
-        <w:t>P</w:t>
-      </w:r>
-      <w:proofErr w:type="spellStart"/>
-      <w:r>
-        <w:rPr>
-          <w:rFonts w:ascii="Arial" w:hAnsi="Arial"/>
-          <w:sz w:val="22"/>
-          <w:lang w:val="en-DE"/>
-        </w:rPr>
-        <w:t>roperty</w:t>
-      </w:r>
-      <w:proofErr w:type="spellEnd"/>
-      <w:r>
-        <w:rPr>
-          <w:rFonts w:ascii="Arial" w:hAnsi="Arial"/>
-          <w:sz w:val="22"/>
-          <w:lang w:val="en-DE"/>
-        </w:rPr>
-        <w:t xml:space="preserve"> </w:t>
-      </w:r>
-      <w:r>
-        <w:rPr>
-          <w:rFonts w:ascii="Arial" w:hAnsi="Arial"/>
-          <w:sz w:val="22"/>
-          <w:lang w:val="en-DE"/>
-        </w:rPr>
-        <w:t>B</w:t>
-      </w:r>
-      <w:proofErr w:type="spellStart"/>
-      <w:r>
-        <w:rPr>
-          <w:rFonts w:ascii="Arial" w:hAnsi="Arial"/>
-          <w:sz w:val="22"/>
-          <w:lang w:val="en-DE"/>
-        </w:rPr>
-        <w:t>ooking</w:t>
-      </w:r>
-      <w:proofErr w:type="spellEnd"/>
-      <w:r>
-        <w:rPr>
-          <w:rFonts w:ascii="Arial" w:hAnsi="Arial"/>
-          <w:sz w:val="22"/>
-          <w:lang w:val="en-DE"/>
-        </w:rPr>
-        <w:t xml:space="preserve"> </w:t>
-      </w:r>
-      <w:r>
-        <w:rPr>
-          <w:rFonts w:ascii="Arial" w:hAnsi="Arial"/>
-          <w:sz w:val="22"/>
-          <w:lang w:val="en-DE"/>
-        </w:rPr>
-        <w:t>P</w:t>
+      <w:r>
+        <w:rPr>
+          <w:rFonts w:ascii="Arial" w:hAnsi="Arial"/>
+          <w:b/>
+          <w:sz w:val="22"/>
+          <w:lang w:val="en-DE"/>
+        </w:rPr>
+        <w:t>3.</w:t>
+      </w:r>
+      <w:r>
+        <w:rPr>
+          <w:rFonts w:ascii="Arial" w:hAnsi="Arial"/>
+          <w:sz w:val="22"/>
+          <w:lang w:val="en-DE"/>
+        </w:rPr>
+        <w:t>Designing the BPMNs</w:t>
       </w:r>
       <w:bookmarkStart w:id="0" w:name="_GoBack"/>
       <w:bookmarkEnd w:id="0"/>
-      <w:r>
-        <w:rPr>
-          <w:rFonts w:ascii="Arial" w:hAnsi="Arial"/>
-          <w:sz w:val="22"/>
-          <w:lang w:val="en-DE"/>
-        </w:rPr>
-        <w:t>rocess.</w:t>
-      </w:r>
-    </w:p>
-    <w:p>
-      <w:pPr>
-        <w:rPr>
-          <w:rFonts w:ascii="Arial" w:hAnsi="Arial"/>
-          <w:sz w:val="22"/>
-          <w:lang w:val="en-DE"/>
-        </w:rPr>
-      </w:pPr>
-      <w:r>
-        <w:rPr>
-          <w:rFonts w:ascii="Arial" w:hAnsi="Arial"/>
-          <w:b/>
-          <w:sz w:val="22"/>
-          <w:lang w:val="en-DE"/>
-        </w:rPr>
-        <w:t xml:space="preserve">Anisa </w:t>
-      </w:r>
-      <w:proofErr w:type="spellStart"/>
-      <w:r>
-        <w:rPr>
-          <w:rFonts w:ascii="Arial" w:hAnsi="Arial"/>
-          <w:b/>
-          <w:sz w:val="22"/>
-          <w:lang w:val="en-DE"/>
-        </w:rPr>
-        <w:t>Domi</w:t>
-      </w:r>
-      <w:proofErr w:type="spellEnd"/>
-      <w:r>
-        <w:rPr>
-          <w:rFonts w:ascii="Arial" w:hAnsi="Arial"/>
-          <w:b/>
-          <w:sz w:val="22"/>
-          <w:lang w:val="en-DE"/>
-        </w:rPr>
-        <w:t xml:space="preserve">- </w:t>
-      </w:r>
-      <w:r>
-        <w:rPr>
-          <w:rFonts w:ascii="Arial" w:hAnsi="Arial"/>
-          <w:sz w:val="22"/>
-          <w:lang w:val="en-DE"/>
-        </w:rPr>
-        <w:t xml:space="preserve">BPMN diagram for </w:t>
-      </w:r>
-      <w:r>
-        <w:rPr>
-          <w:rFonts w:ascii="Arial" w:hAnsi="Arial"/>
-          <w:sz w:val="22"/>
-          <w:lang w:val="en-DE"/>
-        </w:rPr>
-        <w:t>P</w:t>
-      </w:r>
-      <w:proofErr w:type="spellStart"/>
-      <w:r>
-        <w:rPr>
-          <w:rFonts w:ascii="Arial" w:hAnsi="Arial"/>
-          <w:sz w:val="22"/>
-          <w:lang w:val="en-DE"/>
-        </w:rPr>
-        <w:t>roperty</w:t>
-      </w:r>
-      <w:proofErr w:type="spellEnd"/>
-      <w:r>
-        <w:rPr>
-          <w:rFonts w:ascii="Arial" w:hAnsi="Arial"/>
-          <w:sz w:val="22"/>
-          <w:lang w:val="en-DE"/>
-        </w:rPr>
-        <w:t xml:space="preserve"> </w:t>
-      </w:r>
-      <w:r>
-        <w:rPr>
-          <w:rFonts w:ascii="Arial" w:hAnsi="Arial"/>
-          <w:sz w:val="22"/>
-          <w:lang w:val="en-DE"/>
-        </w:rPr>
-        <w:t>L</w:t>
-      </w:r>
-      <w:proofErr w:type="spellStart"/>
-      <w:r>
-        <w:rPr>
-          <w:rFonts w:ascii="Arial" w:hAnsi="Arial"/>
-          <w:sz w:val="22"/>
-          <w:lang w:val="en-DE"/>
-        </w:rPr>
-        <w:t>isting</w:t>
-      </w:r>
-      <w:proofErr w:type="spellEnd"/>
-      <w:r>
-        <w:rPr>
-          <w:rFonts w:ascii="Arial" w:hAnsi="Arial"/>
-          <w:sz w:val="22"/>
-          <w:lang w:val="en-DE"/>
-        </w:rPr>
-        <w:t xml:space="preserve"> &amp; </w:t>
-      </w:r>
-      <w:r>
-        <w:rPr>
-          <w:rFonts w:ascii="Arial" w:hAnsi="Arial"/>
-          <w:sz w:val="22"/>
-          <w:lang w:val="en-DE"/>
-        </w:rPr>
-        <w:t>M</w:t>
-      </w:r>
-      <w:proofErr w:type="spellStart"/>
-      <w:r>
-        <w:rPr>
-          <w:rFonts w:ascii="Arial" w:hAnsi="Arial"/>
-          <w:sz w:val="22"/>
-          <w:lang w:val="en-DE"/>
-        </w:rPr>
-        <w:t>anagement</w:t>
-      </w:r>
-      <w:proofErr w:type="spellEnd"/>
-      <w:r>
-        <w:rPr>
-          <w:rFonts w:ascii="Arial" w:hAnsi="Arial"/>
-          <w:sz w:val="22"/>
-          <w:lang w:val="en-DE"/>
-        </w:rPr>
-        <w:t>.</w:t>
-      </w:r>
-    </w:p>
-    <w:p>
-      <w:pPr>
-        <w:rPr>
-          <w:rFonts w:ascii="Arial" w:hAnsi="Arial"/>
-          <w:sz w:val="22"/>
-          <w:lang w:val="en-DE"/>
-        </w:rPr>
-      </w:pPr>
-      <w:proofErr w:type="spellStart"/>
-      <w:r>
-        <w:rPr>
-          <w:rFonts w:ascii="Arial" w:hAnsi="Arial"/>
-          <w:b/>
-          <w:sz w:val="22"/>
-          <w:lang w:val="en-DE"/>
-        </w:rPr>
-        <w:t>Desard</w:t>
-      </w:r>
-      <w:proofErr w:type="spellEnd"/>
-      <w:r>
-        <w:rPr>
-          <w:rFonts w:ascii="Arial" w:hAnsi="Arial"/>
-          <w:b/>
-          <w:sz w:val="22"/>
-          <w:lang w:val="en-DE"/>
-        </w:rPr>
-        <w:t xml:space="preserve"> </w:t>
-      </w:r>
-      <w:proofErr w:type="spellStart"/>
-      <w:r>
-        <w:rPr>
-          <w:rFonts w:ascii="Arial" w:hAnsi="Arial"/>
-          <w:b/>
-          <w:sz w:val="22"/>
-          <w:lang w:val="en-DE"/>
-        </w:rPr>
-        <w:t>Lybeshari</w:t>
-      </w:r>
-      <w:proofErr w:type="spellEnd"/>
-      <w:r>
-        <w:rPr>
-          <w:rFonts w:ascii="Arial" w:hAnsi="Arial"/>
-          <w:b/>
-          <w:sz w:val="22"/>
-          <w:lang w:val="en-DE"/>
-        </w:rPr>
-        <w:t xml:space="preserve">- </w:t>
-      </w:r>
-      <w:r>
-        <w:rPr>
-          <w:rFonts w:ascii="Arial" w:hAnsi="Arial"/>
-          <w:sz w:val="22"/>
-          <w:lang w:val="en-DE"/>
-        </w:rPr>
-        <w:t xml:space="preserve">BPMN diagram for Complaint &amp; Issue </w:t>
-      </w:r>
-      <w:r>
-        <w:rPr>
-          <w:rFonts w:ascii="Arial" w:hAnsi="Arial"/>
-          <w:sz w:val="22"/>
-          <w:lang w:val="en-DE"/>
-        </w:rPr>
-        <w:t>M</w:t>
-      </w:r>
-      <w:proofErr w:type="spellStart"/>
-      <w:r>
-        <w:rPr>
-          <w:rFonts w:ascii="Arial" w:hAnsi="Arial"/>
-          <w:sz w:val="22"/>
-          <w:lang w:val="en-DE"/>
-        </w:rPr>
-        <w:t>anagement</w:t>
-      </w:r>
-      <w:proofErr w:type="spellEnd"/>
-      <w:r>
-        <w:rPr>
-          <w:rFonts w:ascii="Arial" w:hAnsi="Arial"/>
-          <w:sz w:val="22"/>
-          <w:lang w:val="en-DE"/>
-        </w:rPr>
-        <w:t>.</w:t>
-      </w:r>
-    </w:p>
-    <w:p>
-      <w:pPr>
-        <w:rPr>
-          <w:rFonts w:ascii="Arial" w:hAnsi="Arial"/>
-          <w:sz w:val="22"/>
-          <w:lang w:val="en-DE"/>
-        </w:rPr>
-      </w:pPr>
     </w:p>
     <w:p>
       <w:pPr>

--- a/Meeting Reports/Meeting Report- Week 07.docx
+++ b/Meeting Reports/Meeting Report- Week 07.docx
@@ -1348,18 +1348,108 @@
       <w:pPr>
         <w:rPr>
           <w:rFonts w:ascii="Arial" w:hAnsi="Arial"/>
-          <w:sz w:val="22"/>
-          <w:lang w:val="en-DE"/>
-        </w:rPr>
-      </w:pPr>
-      <w:r>
-        <w:rPr>
-          <w:rFonts w:ascii="Arial" w:hAnsi="Arial"/>
-          <w:b/>
-          <w:sz w:val="22"/>
-          <w:lang w:val="en-DE"/>
-        </w:rPr>
-        <w:t>3.</w:t>
+          <w:b/>
+          <w:sz w:val="22"/>
+          <w:lang w:val="en-DE"/>
+        </w:rPr>
+      </w:pPr>
+    </w:p>
+    <w:p>
+      <w:pPr>
+        <w:rPr>
+          <w:rFonts w:ascii="Arial" w:hAnsi="Arial"/>
+          <w:sz w:val="22"/>
+          <w:lang w:val="en-DE"/>
+        </w:rPr>
+      </w:pPr>
+      <w:r>
+        <w:rPr>
+          <w:rFonts w:ascii="Arial" w:hAnsi="Arial"/>
+          <w:b/>
+          <w:sz w:val="22"/>
+          <w:lang w:val="en-DE"/>
+        </w:rPr>
+        <w:t xml:space="preserve">Kevin </w:t>
+      </w:r>
+      <w:proofErr w:type="spellStart"/>
+      <w:r>
+        <w:rPr>
+          <w:rFonts w:ascii="Arial" w:hAnsi="Arial"/>
+          <w:b/>
+          <w:sz w:val="22"/>
+          <w:lang w:val="en-DE"/>
+        </w:rPr>
+        <w:t>Muho</w:t>
+      </w:r>
+      <w:proofErr w:type="spellEnd"/>
+      <w:r>
+        <w:rPr>
+          <w:rFonts w:ascii="Arial" w:hAnsi="Arial"/>
+          <w:b/>
+          <w:sz w:val="22"/>
+          <w:lang w:val="en-DE"/>
+        </w:rPr>
+        <w:t xml:space="preserve">, Anisa </w:t>
+      </w:r>
+      <w:proofErr w:type="spellStart"/>
+      <w:r>
+        <w:rPr>
+          <w:rFonts w:ascii="Arial" w:hAnsi="Arial"/>
+          <w:b/>
+          <w:sz w:val="22"/>
+          <w:lang w:val="en-DE"/>
+        </w:rPr>
+        <w:t>Domi</w:t>
+      </w:r>
+      <w:proofErr w:type="spellEnd"/>
+      <w:r>
+        <w:rPr>
+          <w:rFonts w:ascii="Arial" w:hAnsi="Arial"/>
+          <w:b/>
+          <w:sz w:val="22"/>
+          <w:lang w:val="en-DE"/>
+        </w:rPr>
+        <w:t xml:space="preserve">, </w:t>
+      </w:r>
+      <w:proofErr w:type="spellStart"/>
+      <w:r>
+        <w:rPr>
+          <w:rFonts w:ascii="Arial" w:hAnsi="Arial"/>
+          <w:b/>
+          <w:sz w:val="22"/>
+          <w:lang w:val="en-DE"/>
+        </w:rPr>
+        <w:t>Desard</w:t>
+      </w:r>
+      <w:proofErr w:type="spellEnd"/>
+      <w:r>
+        <w:rPr>
+          <w:rFonts w:ascii="Arial" w:hAnsi="Arial"/>
+          <w:b/>
+          <w:sz w:val="22"/>
+          <w:lang w:val="en-DE"/>
+        </w:rPr>
+        <w:t xml:space="preserve"> </w:t>
+      </w:r>
+      <w:proofErr w:type="spellStart"/>
+      <w:r>
+        <w:rPr>
+          <w:rFonts w:ascii="Arial" w:hAnsi="Arial"/>
+          <w:b/>
+          <w:sz w:val="22"/>
+          <w:lang w:val="en-DE"/>
+        </w:rPr>
+        <w:t>Lybeshari</w:t>
+      </w:r>
+      <w:proofErr w:type="spellEnd"/>
+      <w:r>
+        <w:rPr>
+          <w:rFonts w:ascii="Arial" w:hAnsi="Arial"/>
+          <w:b/>
+          <w:sz w:val="22"/>
+          <w:lang w:val="en-DE"/>
+        </w:rPr>
+        <w:t xml:space="preserve"> – </w:t>
       </w:r>
       <w:r>
         <w:rPr>
